--- a/TIDYTUESDAY/2025-09-23-CHESS/misc/linkedin_post_copy.docx
+++ b/TIDYTUESDAY/2025-09-23-CHESS/misc/linkedin_post_copy.docx
@@ -9,15 +9,11 @@
           <w:rFonts w:ascii="Aptos" w:hAnsi="Aptos" w:cs="Apple Color Emoji"/>
         </w:rPr>
       </w:pPr>
-      <w:bookmarkStart w:id="0" w:name="_Hlk203144636"/>
-      <w:bookmarkStart w:id="1" w:name="_Hlk204099680"/>
-      <w:bookmarkStart w:id="2" w:name="_Hlk206018220"/>
-      <w:bookmarkStart w:id="3" w:name="_Hlk207634947"/>
       <w:r>
         <w:rPr>
           <w:rFonts w:ascii="Aptos" w:hAnsi="Aptos" w:cs="Apple Color Emoji"/>
         </w:rPr>
-        <w:t>When I was a kid, low-fat foods were all the rage. Then came the war on carbs.</w:t>
+        <w:t>This week's data sets were the World Chess Rankings for August and September of 2025. Went with a simple bar chart to identify the 10 players who made the biggest improvements.</w:t>
       </w:r>
     </w:p>
     <w:p>
@@ -27,11 +23,19 @@
           <w:rFonts w:ascii="Aptos" w:hAnsi="Aptos" w:cs="Apple Color Emoji"/>
         </w:rPr>
       </w:pPr>
+    </w:p>
+    <w:p>
+      <w:pPr>
+        <w:spacing w:after="0"/>
+        <w:rPr>
+          <w:rFonts w:ascii="Aptos" w:hAnsi="Aptos" w:cs="Apple Color Emoji"/>
+        </w:rPr>
+      </w:pPr>
       <w:r>
         <w:rPr>
           <w:rFonts w:ascii="Aptos" w:hAnsi="Aptos" w:cs="Apple Color Emoji"/>
         </w:rPr>
-        <w:t>Today, it’s all about one thing: HIGH PROTEIN.</w:t>
+        <w:t>Fun Fact: Magnus Carlsen has been dominating the chess world for over a decade. He has a chance to break Garry Kasparov's record of 20 years ranked number one in the world. He also surpassed Kasparov's peak rating, topping out at 2882.</w:t>
       </w:r>
     </w:p>
     <w:p>
@@ -53,16 +57,29 @@
         <w:rPr>
           <w:rFonts w:ascii="Aptos" w:hAnsi="Aptos" w:cs="Apple Color Emoji"/>
         </w:rPr>
-        <w:t>Did you get enough protein this morning? Would you like protein for your water? How about a side of protein?</w:t>
+        <w:t>If the only move you know is the Queen's Gambit, here's a video of Magnus Carlsen explaining a few moves you can add to your arsenal: https://www.youtube.com/shorts/1zw7V1o9K98</w:t>
       </w:r>
-      <w:r>
-        <w:t xml:space="preserve"> </w:t>
-      </w:r>
+    </w:p>
+    <w:p>
+      <w:pPr>
+        <w:spacing w:after="0"/>
+        <w:rPr>
+          <w:rFonts w:ascii="Aptos" w:hAnsi="Aptos" w:cs="Apple Color Emoji"/>
+        </w:rPr>
+      </w:pPr>
+    </w:p>
+    <w:p>
+      <w:pPr>
+        <w:spacing w:after="0"/>
+        <w:rPr>
+          <w:rFonts w:ascii="Aptos" w:hAnsi="Aptos" w:cs="Apple Color Emoji"/>
+        </w:rPr>
+      </w:pPr>
       <w:r>
         <w:rPr>
           <w:rFonts w:ascii="Aptos" w:hAnsi="Aptos" w:cs="Apple Color Emoji"/>
         </w:rPr>
-        <w:t>Or perhaps a scoop of protein ice cream?</w:t>
+        <w:t>Notebook:</w:t>
       </w:r>
     </w:p>
     <w:p>
@@ -72,6 +89,12 @@
           <w:rFonts w:ascii="Aptos" w:hAnsi="Aptos" w:cs="Apple Color Emoji"/>
         </w:rPr>
       </w:pPr>
+      <w:r>
+        <w:rPr>
+          <w:rFonts w:ascii="Aptos" w:hAnsi="Aptos" w:cs="Apple Color Emoji"/>
+        </w:rPr>
+        <w:t>https://stevenvillalon.github.io/portfolio/TIDYTUESDAY/2025-09-23-CHESS/2025-09-23_tidy_tuesday_chess_O.html</w:t>
+      </w:r>
     </w:p>
     <w:p>
       <w:pPr>
@@ -80,219 +103,10 @@
           <w:rFonts w:ascii="Aptos" w:hAnsi="Aptos" w:cs="Apple Color Emoji"/>
         </w:rPr>
       </w:pPr>
-      <w:r>
-        <w:rPr>
-          <w:rFonts w:ascii="Aptos" w:hAnsi="Aptos" w:cs="Apple Color Emoji"/>
-        </w:rPr>
-        <w:t>This week we got two datasets with recipes from allrecipes.com. One of them had a cuisine type column</w:t>
-      </w:r>
-      <w:r>
-        <w:rPr>
-          <w:rFonts w:ascii="Aptos" w:hAnsi="Aptos" w:cs="Apple Color Emoji"/>
-        </w:rPr>
-        <w:t>,</w:t>
-      </w:r>
-      <w:r>
-        <w:rPr>
-          <w:rFonts w:ascii="Aptos" w:hAnsi="Aptos" w:cs="Apple Color Emoji"/>
-        </w:rPr>
-        <w:t xml:space="preserve"> so I thought it would be fun to look at cuisines that are the most </w:t>
-      </w:r>
-      <w:r>
-        <w:rPr>
-          <w:rFonts w:ascii="Aptos" w:hAnsi="Aptos" w:cs="Apple Color Emoji"/>
-        </w:rPr>
-        <w:t>“</w:t>
-      </w:r>
-      <w:proofErr w:type="gramStart"/>
-      <w:r>
-        <w:rPr>
-          <w:rFonts w:ascii="Aptos" w:hAnsi="Aptos" w:cs="Apple Color Emoji"/>
-        </w:rPr>
-        <w:t>protein-efficient</w:t>
-      </w:r>
-      <w:proofErr w:type="gramEnd"/>
-      <w:r>
-        <w:rPr>
-          <w:rFonts w:ascii="Aptos" w:hAnsi="Aptos" w:cs="Apple Color Emoji"/>
-        </w:rPr>
-        <w:t>.</w:t>
-      </w:r>
-      <w:r>
-        <w:rPr>
-          <w:rFonts w:ascii="Aptos" w:hAnsi="Aptos" w:cs="Apple Color Emoji"/>
-        </w:rPr>
-        <w:t xml:space="preserve">” </w:t>
-      </w:r>
-      <w:r>
-        <w:rPr>
-          <w:rFonts w:ascii="Aptos" w:hAnsi="Aptos" w:cs="Apple Color Emoji"/>
-        </w:rPr>
-        <w:t>Obviously, this dataset is just a small sample from one recipe website, so take the list with a grain of salt</w:t>
-      </w:r>
-      <w:r>
-        <w:rPr>
-          <w:rFonts w:ascii="Aptos" w:hAnsi="Aptos" w:cs="Apple Color Emoji"/>
-        </w:rPr>
-        <w:t xml:space="preserve"> (pun intended).</w:t>
-      </w:r>
     </w:p>
     <w:p>
       <w:pPr>
         <w:spacing w:after="0"/>
-        <w:rPr>
-          <w:rFonts w:ascii="Aptos" w:hAnsi="Aptos" w:cs="Apple Color Emoji"/>
-        </w:rPr>
-      </w:pPr>
-    </w:p>
-    <w:p>
-      <w:pPr>
-        <w:spacing w:after="0"/>
-        <w:rPr>
-          <w:rFonts w:ascii="Aptos" w:hAnsi="Aptos" w:cs="Apple Color Emoji"/>
-        </w:rPr>
-      </w:pPr>
-      <w:r>
-        <w:rPr>
-          <w:rFonts w:ascii="Aptos" w:hAnsi="Aptos" w:cs="Apple Color Emoji"/>
-        </w:rPr>
-        <w:t>Unsurprisingly, t</w:t>
-      </w:r>
-      <w:r>
-        <w:rPr>
-          <w:rFonts w:ascii="Aptos" w:hAnsi="Aptos" w:cs="Apple Color Emoji"/>
-        </w:rPr>
-        <w:t>here were a lot of Asian cuisines in the Top 15.</w:t>
-      </w:r>
-    </w:p>
-    <w:p>
-      <w:pPr>
-        <w:spacing w:after="0"/>
-        <w:rPr>
-          <w:rFonts w:ascii="Aptos" w:hAnsi="Aptos" w:cs="Apple Color Emoji"/>
-        </w:rPr>
-      </w:pPr>
-    </w:p>
-    <w:p>
-      <w:pPr>
-        <w:spacing w:after="0"/>
-        <w:rPr>
-          <w:rFonts w:ascii="Aptos" w:hAnsi="Aptos" w:cs="Apple Color Emoji"/>
-        </w:rPr>
-      </w:pPr>
-      <w:r>
-        <w:rPr>
-          <w:rFonts w:ascii="Aptos" w:hAnsi="Aptos" w:cs="Apple Color Emoji"/>
-        </w:rPr>
-        <w:t xml:space="preserve">Being a native South Floridian, I’m proud to say that Cuban food was #2 on the list. Just yesterday, I went out with my family and had a bistec de </w:t>
-      </w:r>
-      <w:proofErr w:type="spellStart"/>
-      <w:r>
-        <w:rPr>
-          <w:rFonts w:ascii="Aptos" w:hAnsi="Aptos" w:cs="Apple Color Emoji"/>
-        </w:rPr>
-        <w:t>palomilla</w:t>
-      </w:r>
-      <w:proofErr w:type="spellEnd"/>
-      <w:r>
-        <w:rPr>
-          <w:rFonts w:ascii="Aptos" w:hAnsi="Aptos" w:cs="Apple Color Emoji"/>
-        </w:rPr>
-        <w:t xml:space="preserve"> (citrus-marinated steak) and stole some of my mom’s arroz con pollo (rice with chicken).</w:t>
-      </w:r>
-    </w:p>
-    <w:p>
-      <w:pPr>
-        <w:spacing w:after="0"/>
-        <w:rPr>
-          <w:rFonts w:ascii="Aptos" w:hAnsi="Aptos" w:cs="Apple Color Emoji"/>
-        </w:rPr>
-      </w:pPr>
-    </w:p>
-    <w:p>
-      <w:pPr>
-        <w:spacing w:after="0"/>
-        <w:rPr>
-          <w:rFonts w:ascii="Aptos" w:hAnsi="Aptos" w:cs="Apple Color Emoji"/>
-        </w:rPr>
-      </w:pPr>
-      <w:r>
-        <w:rPr>
-          <w:rFonts w:ascii="Aptos" w:hAnsi="Aptos" w:cs="Apple Color Emoji"/>
-        </w:rPr>
-        <w:t>Delicious and protein-packed!</w:t>
-      </w:r>
-    </w:p>
-    <w:p>
-      <w:pPr>
-        <w:spacing w:after="0"/>
-        <w:rPr>
-          <w:rFonts w:ascii="Aptos" w:hAnsi="Aptos" w:cs="Apple Color Emoji"/>
-        </w:rPr>
-      </w:pPr>
-    </w:p>
-    <w:p>
-      <w:pPr>
-        <w:spacing w:after="0"/>
-        <w:rPr>
-          <w:rFonts w:ascii="Aptos" w:hAnsi="Aptos"/>
-        </w:rPr>
-      </w:pPr>
-      <w:bookmarkStart w:id="4" w:name="_Hlk206444803"/>
-      <w:r>
-        <w:rPr>
-          <w:rFonts w:ascii="Aptos" w:hAnsi="Aptos"/>
-        </w:rPr>
-        <w:t>Notebook:</w:t>
-      </w:r>
-    </w:p>
-    <w:bookmarkEnd w:id="4"/>
-    <w:p>
-      <w:pPr>
-        <w:spacing w:after="0"/>
-      </w:pPr>
-      <w:r>
-        <w:fldChar w:fldCharType="begin"/>
-      </w:r>
-      <w:r>
-        <w:instrText>HYPERLINK "</w:instrText>
-      </w:r>
-      <w:r>
-        <w:instrText>https://stevenvillalon.github.io/portfolio/TIDYTUESDAY/2025-09-16-RECIPES/2025-09-16_tidy_tuesday_recipes_O.html</w:instrText>
-      </w:r>
-      <w:r>
-        <w:instrText>"</w:instrText>
-      </w:r>
-      <w:r>
-        <w:fldChar w:fldCharType="separate"/>
-      </w:r>
-      <w:r>
-        <w:rPr>
-          <w:rStyle w:val="Hyperlink"/>
-        </w:rPr>
-        <w:t>https://stevenvillalon.github.io/portfolio/TIDYTUESDAY/2025-09-16-RECIPES/2025-09-16_tidy_tuesday_recipes_O.html</w:t>
-      </w:r>
-      <w:r>
-        <w:fldChar w:fldCharType="end"/>
-      </w:r>
-    </w:p>
-    <w:p>
-      <w:pPr>
-        <w:spacing w:after="0"/>
-        <w:rPr>
-          <w:rFonts w:ascii="Aptos" w:hAnsi="Aptos"/>
-        </w:rPr>
-      </w:pPr>
-    </w:p>
-    <w:bookmarkEnd w:id="0"/>
-    <w:bookmarkEnd w:id="1"/>
-    <w:bookmarkEnd w:id="2"/>
-    <w:p>
-      <w:pPr>
-        <w:spacing w:after="0"/>
-        <w:rPr>
-          <w:rFonts w:ascii="Aptos" w:hAnsi="Aptos" w:cs="Apple Color Emoji"/>
-        </w:rPr>
       </w:pPr>
       <w:r>
         <w:rPr>
@@ -300,7 +114,6 @@
         </w:rPr>
         <w:t>#PydyTuesday #DataScience #DataViz #PortfolioProject #NDDS #NotreDame #TidyTuesday</w:t>
       </w:r>
-      <w:bookmarkEnd w:id="3"/>
     </w:p>
     <w:sectPr>
       <w:pgSz w:w="12240" w:h="15840"/>
